--- a/Sem-2/Java/Java Provided/Material/Practice Prog/Unit-2 InheriatanceProgList.docx
+++ b/Sem-2/Java/Java Provided/Material/Practice Prog/Unit-2 InheriatanceProgList.docx
@@ -3069,16 +3069,7 @@
           <w:sz w:val="24"/>
           <w:szCs w:val="24"/>
         </w:rPr>
-        <w:t>Base Class (Parent Class): Bank</w:t>
-      </w:r>
-      <w:r>
-        <w:rPr>
-          <w:rFonts w:ascii="Times New Roman" w:eastAsia="Times New Roman" w:hAnsi="Times New Roman" w:cs="Times New Roman"/>
-          <w:sz w:val="24"/>
-          <w:szCs w:val="24"/>
-        </w:rPr>
-        <w:br/>
-        <w:t xml:space="preserve">The Bank class is the base class and is declared as an </w:t>
+        <w:t xml:space="preserve">Abstract </w:t>
       </w:r>
       <w:r>
         <w:rPr>
@@ -3088,7 +3079,7 @@
           <w:sz w:val="24"/>
           <w:szCs w:val="24"/>
         </w:rPr>
-        <w:t>abstract class</w:t>
+        <w:t>Base Class (Parent Class): Bank</w:t>
       </w:r>
       <w:r>
         <w:rPr>
@@ -3096,27 +3087,9 @@
           <w:sz w:val="24"/>
           <w:szCs w:val="24"/>
         </w:rPr>
-        <w:t xml:space="preserve"> because objects of Bank cannot be created directly.</w:t>
-      </w:r>
-      <w:r>
-        <w:rPr>
-          <w:rFonts w:ascii="Times New Roman" w:eastAsia="Times New Roman" w:hAnsi="Times New Roman" w:cs="Times New Roman"/>
-          <w:sz w:val="24"/>
-          <w:szCs w:val="24"/>
-        </w:rPr>
         <w:br/>
-        <w:t>It contains common variables and methods for all bank accounts.</w:t>
-      </w:r>
-    </w:p>
-    <w:p>
-      <w:pPr>
-        <w:spacing w:before="100" w:beforeAutospacing="1" w:after="100" w:afterAutospacing="1" w:line="240" w:lineRule="auto"/>
-        <w:rPr>
-          <w:rFonts w:ascii="Times New Roman" w:eastAsia="Times New Roman" w:hAnsi="Times New Roman" w:cs="Times New Roman"/>
-          <w:sz w:val="24"/>
-          <w:szCs w:val="24"/>
-        </w:rPr>
-      </w:pPr>
+        <w:t xml:space="preserve">The Bank class is the base class and is declared as an </w:t>
+      </w:r>
       <w:r>
         <w:rPr>
           <w:rFonts w:ascii="Times New Roman" w:eastAsia="Times New Roman" w:hAnsi="Times New Roman" w:cs="Times New Roman"/>
@@ -3125,6 +3098,43 @@
           <w:sz w:val="24"/>
           <w:szCs w:val="24"/>
         </w:rPr>
+        <w:t>abstract class</w:t>
+      </w:r>
+      <w:r>
+        <w:rPr>
+          <w:rFonts w:ascii="Times New Roman" w:eastAsia="Times New Roman" w:hAnsi="Times New Roman" w:cs="Times New Roman"/>
+          <w:sz w:val="24"/>
+          <w:szCs w:val="24"/>
+        </w:rPr>
+        <w:t xml:space="preserve"> because objects of Bank cannot be created directly.</w:t>
+      </w:r>
+      <w:r>
+        <w:rPr>
+          <w:rFonts w:ascii="Times New Roman" w:eastAsia="Times New Roman" w:hAnsi="Times New Roman" w:cs="Times New Roman"/>
+          <w:sz w:val="24"/>
+          <w:szCs w:val="24"/>
+        </w:rPr>
+        <w:br/>
+        <w:t>It contains common variables and methods for all bank accounts.</w:t>
+      </w:r>
+    </w:p>
+    <w:p>
+      <w:pPr>
+        <w:spacing w:before="100" w:beforeAutospacing="1" w:after="100" w:afterAutospacing="1" w:line="240" w:lineRule="auto"/>
+        <w:rPr>
+          <w:rFonts w:ascii="Times New Roman" w:eastAsia="Times New Roman" w:hAnsi="Times New Roman" w:cs="Times New Roman"/>
+          <w:sz w:val="24"/>
+          <w:szCs w:val="24"/>
+        </w:rPr>
+      </w:pPr>
+      <w:r>
+        <w:rPr>
+          <w:rFonts w:ascii="Times New Roman" w:eastAsia="Times New Roman" w:hAnsi="Times New Roman" w:cs="Times New Roman"/>
+          <w:b/>
+          <w:bCs/>
+          <w:sz w:val="24"/>
+          <w:szCs w:val="24"/>
+        </w:rPr>
         <w:t>Variables of Bank class:</w:t>
       </w:r>
     </w:p>
@@ -3730,7 +3740,6 @@
           <w:szCs w:val="24"/>
         </w:rPr>
       </w:pPr>
-      <w:bookmarkStart w:id="0" w:name="_GoBack"/>
       <w:proofErr w:type="spellStart"/>
       <w:r>
         <w:rPr>
@@ -3742,7 +3751,6 @@
         </w:rPr>
         <w:t>CurrentAccount</w:t>
       </w:r>
-      <w:bookmarkEnd w:id="0"/>
       <w:proofErr w:type="spellEnd"/>
       <w:r>
         <w:rPr>
@@ -4383,6 +4391,7 @@
           <w:szCs w:val="24"/>
         </w:rPr>
       </w:pPr>
+      <w:bookmarkStart w:id="0" w:name="_GoBack"/>
       <w:r>
         <w:rPr>
           <w:rFonts w:ascii="Times New Roman" w:eastAsia="Times New Roman" w:hAnsi="Times New Roman" w:cs="Times New Roman"/>
@@ -4418,6 +4427,7 @@
         <w:t xml:space="preserve"> method of both accounts</w:t>
       </w:r>
     </w:p>
+    <w:bookmarkEnd w:id="0"/>
     <w:p>
       <w:pPr>
         <w:numPr>
